--- a/RFI-Docs/Washington Post 5-31-24 Ecstasy’s path to approval for PTSD treatment faces doubts from FDA staff.docx
+++ b/RFI-Docs/Washington Post 5-31-24 Ecstasy’s path to approval for PTSD treatment faces doubts from FDA staff.docx
@@ -4,7 +4,122 @@
   <w:body>
     <w:p>
       <w:pPr>
-        <w:pStyle w:val="PlainText"/>
+        <w:jc w:val="left"/>
+      </w:pPr>
+      <w:r>
+        <w:rPr>
+          <w:color w:val="646464"/>
+          <w:sz w:val="18"/>
+        </w:rPr>
+        <w:t>Document: Washington Post 5-31-24 Ecstasy’s path to approval for PTSD treatment faces doubts from FDA staff.docx</w:t>
+      </w:r>
+    </w:p>
+    <w:p>
+      <w:pPr>
+        <w:jc w:val="left"/>
+      </w:pPr>
+      <w:r>
+        <w:rPr>
+          <w:color w:val="646464"/>
+          <w:sz w:val="18"/>
+        </w:rPr>
+        <w:t>Title: The Washington Post 5-31-24--Ecstasy’s path to approval for PTSD treatment faces doubts from FDA staff</w:t>
+      </w:r>
+    </w:p>
+    <w:p>
+      <w:pPr>
+        <w:jc w:val="left"/>
+      </w:pPr>
+      <w:r>
+        <w:rPr>
+          <w:color w:val="646464"/>
+          <w:sz w:val="18"/>
+        </w:rPr>
+        <w:t>Topic: Psychedelics | Type: News Articles</w:t>
+      </w:r>
+    </w:p>
+    <w:p>
+      <w:pPr>
+        <w:jc w:val="left"/>
+      </w:pPr>
+      <w:r>
+        <w:rPr>
+          <w:color w:val="646464"/>
+          <w:sz w:val="18"/>
+        </w:rPr>
+        <w:t>Created: 2024-06-04 | By: Richman, Michael (VACO)</w:t>
+      </w:r>
+    </w:p>
+    <w:p>
+      <w:pPr>
+        <w:jc w:val="left"/>
+      </w:pPr>
+      <w:r>
+        <w:rPr>
+          <w:color w:val="646464"/>
+          <w:sz w:val="18"/>
+        </w:rPr>
+        <w:t>Modified: 2024-07-02 | By: Richman, Michael (VACO)</w:t>
+      </w:r>
+    </w:p>
+    <w:p>
+      <w:pPr>
+        <w:jc w:val="left"/>
+      </w:pPr>
+      <w:r>
+        <w:rPr>
+          <w:color w:val="C8C8C8"/>
+          <w:sz w:val="16"/>
+        </w:rPr>
+        <w:t>────────────────────────────────────────────────────────────────────────────────</w:t>
+      </w:r>
+    </w:p>
+    <w:p>
+      <w:pPr>
+        <w:jc w:val="left"/>
+      </w:pPr>
+      <w:r/>
+    </w:p>
+    <w:p>
+      <w:pPr>
+        <w:jc w:val="left"/>
+      </w:pPr>
+      <w:r>
+        <w:rPr>
+          <w:color w:val="646464"/>
+          <w:sz w:val="18"/>
+        </w:rPr>
+        <w:t>Topic: Psychedelics | Type: News Articles</w:t>
+      </w:r>
+    </w:p>
+    <w:p>
+      <w:pPr>
+        <w:jc w:val="left"/>
+      </w:pPr>
+      <w:r>
+        <w:rPr>
+          <w:color w:val="646464"/>
+          <w:sz w:val="18"/>
+        </w:rPr>
+        <w:t>Created: 2024-06-04 | By: Richman, Michael (VACO)</w:t>
+      </w:r>
+    </w:p>
+    <w:p>
+      <w:pPr>
+        <w:jc w:val="left"/>
+      </w:pPr>
+      <w:r>
+        <w:rPr>
+          <w:color w:val="646464"/>
+          <w:sz w:val="18"/>
+        </w:rPr>
+        <w:t>Modified: 2024-07-02 | By: Richman, Michael (VACO)</w:t>
+      </w:r>
+    </w:p>
+    <w:p>
+      <w:pPr>
+        <w:pStyle w:val="PlainText"/>
+        <w:jc w:val="left"/>
         <w:rPr>
           <w:rFonts w:ascii="Arial" w:hAnsi="Arial" w:cs="Arial"/>
           <w:b/>
@@ -15,13 +130,10 @@
       </w:pPr>
       <w:r>
         <w:rPr>
-          <w:rFonts w:ascii="Arial" w:hAnsi="Arial" w:cs="Arial"/>
-          <w:b/>
-          <w:bCs/>
-          <w:sz w:val="28"/>
-          <w:szCs w:val="28"/>
-        </w:rPr>
-        <w:t>Washington Post</w:t>
+          <w:color w:val="C8C8C8"/>
+          <w:sz w:val="16"/>
+        </w:rPr>
+        <w:t>────────────────────────────────────────────────────────────────────────────────</w:t>
       </w:r>
     </w:p>
     <w:p>
@@ -31,6 +143,7 @@
           <w:color w:val="000000"/>
         </w:rPr>
       </w:pPr>
+      <w:r/>
     </w:p>
     <w:p>
       <w:pPr>
